--- a/pdf/Nguyen-Nhu-Thuong.docx
+++ b/pdf/Nguyen-Nhu-Thuong.docx
@@ -94,31 +94,7 @@
             <w:u w:val="none"/>
             <w:lang w:val="en-GB"/>
           </w:rPr>
-          <w:t>thuong</w:t>
-        </w:r>
-        <w:r>
-          <w:rPr>
-            <w:rStyle w:val="Hyperlink"/>
-            <w:rFonts w:ascii="Arial" w:hAnsi="Arial" w:cs="Arial"/>
-            <w:color w:val="4472C4" w:themeColor="accent1"/>
-            <w:sz w:val="21"/>
-            <w:szCs w:val="22"/>
-            <w:u w:val="none"/>
-            <w:lang w:val="en-GB"/>
-          </w:rPr>
-          <w:t>n</w:t>
-        </w:r>
-        <w:r>
-          <w:rPr>
-            <w:rStyle w:val="Hyperlink"/>
-            <w:rFonts w:ascii="Arial" w:hAnsi="Arial" w:cs="Arial"/>
-            <w:color w:val="4472C4" w:themeColor="accent1"/>
-            <w:sz w:val="21"/>
-            <w:szCs w:val="22"/>
-            <w:u w:val="none"/>
-            <w:lang w:val="en-GB"/>
-          </w:rPr>
-          <w:t>n1997@gmail.com</w:t>
+          <w:t>thuongnn1997@gmail.com</w:t>
         </w:r>
       </w:hyperlink>
       <w:r>
@@ -1033,7 +1009,23 @@
           <w:sz w:val="21"/>
           <w:szCs w:val="21"/>
         </w:rPr>
-        <w:t xml:space="preserve"> - Security Information and Event Management system (the company's biggest project with more than 60 services in the system).</w:t>
+        <w:t xml:space="preserve"> - Security Information and Event Management system (the company's biggest project with more than </w:t>
+      </w:r>
+      <w:r>
+        <w:rPr>
+          <w:rFonts w:ascii="Arial" w:hAnsi="Arial" w:cs="Arial"/>
+          <w:sz w:val="21"/>
+          <w:szCs w:val="21"/>
+        </w:rPr>
+        <w:t>80</w:t>
+      </w:r>
+      <w:r>
+        <w:rPr>
+          <w:rFonts w:ascii="Arial" w:hAnsi="Arial" w:cs="Arial"/>
+          <w:sz w:val="21"/>
+          <w:szCs w:val="21"/>
+        </w:rPr>
+        <w:t xml:space="preserve"> services in the system).</w:t>
       </w:r>
     </w:p>
     <w:p>
@@ -3703,16 +3695,7 @@
           <w:szCs w:val="22"/>
           <w:lang w:val="en-GB"/>
         </w:rPr>
-        <w:t>Infrastructure Security Course</w:t>
-      </w:r>
-      <w:r>
-        <w:rPr>
-          <w:rFonts w:ascii="Arial" w:hAnsi="Arial" w:cs="Arial"/>
-          <w:sz w:val="21"/>
-          <w:szCs w:val="22"/>
-          <w:lang w:val="en-GB"/>
-        </w:rPr>
-        <w:t xml:space="preserve"> </w:t>
+        <w:t xml:space="preserve">Infrastructure Security Course </w:t>
       </w:r>
       <w:r>
         <w:rPr>

--- a/pdf/Nguyen-Nhu-Thuong.docx
+++ b/pdf/Nguyen-Nhu-Thuong.docx
@@ -1877,7 +1877,29 @@
           <w:szCs w:val="22"/>
           <w:lang w:val="en-GB"/>
         </w:rPr>
-        <w:t>V-next Software Company</w:t>
+        <w:t>V</w:t>
+      </w:r>
+      <w:r>
+        <w:rPr>
+          <w:rFonts w:ascii="Arial" w:hAnsi="Arial" w:cs="Arial"/>
+          <w:b/>
+          <w:color w:val="404040"/>
+          <w:sz w:val="21"/>
+          <w:szCs w:val="22"/>
+          <w:lang w:val="en-GB"/>
+        </w:rPr>
+        <w:t>NEXT</w:t>
+      </w:r>
+      <w:r>
+        <w:rPr>
+          <w:rFonts w:ascii="Arial" w:hAnsi="Arial" w:cs="Arial"/>
+          <w:b/>
+          <w:color w:val="404040"/>
+          <w:sz w:val="21"/>
+          <w:szCs w:val="22"/>
+          <w:lang w:val="en-GB"/>
+        </w:rPr>
+        <w:t xml:space="preserve"> Software Company</w:t>
       </w:r>
     </w:p>
     <w:p>
